--- a/NSosyal_Teknik_Rapor.docx
+++ b/NSosyal_Teknik_Rapor.docx
@@ -592,7 +592,12 @@
     </w:p>
     <w:p>
       <w:r>
-        <w:t>Proje, vendor/ilk-varsayım iddialarını sorgulamadan kabul etmek yerine her bileşeni bağımsız olarak ölçme disiplinini benimser. Duygu modeli için: temel modelin kendi iddia ettiği doğruluk (%95,4) yerine, winvoker/turkish-sentiment-analysis-dataset üzerinden bağımsız 1000 örneklik bir test setiyle gerçek doğruluk ölçülmüş (%69,8, F1 0,778) ve alan kayması (domain shift) kaynaklı bu zayıflık, aynı veri setinin ayrık bir bölümüyle (veri sızıntısı önlenerek) ~15.000 örnekle yapılan hedefli bir ince ayarla düzeltilmiştir (%94,3 doğruluk, F1 0,964; bağımsız olarak yeniden ölçülmüştür). Bu ilk ince ayarlı model bile, kullanılabilirlik testlerinde ve kendi demo gönderilerimizde tekrarlayan bir zayıflık göstermiştir: kısa/resmi, dolaylı duygu ifadeli haber-bülteni tarzı metinlerde, özellikle net negatif haberleri (deprem, tutuklama, sel gibi) yanlışlıkla pozitif okuma eğilimi. Bunun üzerine hedefli bir ikinci tur ince ayar uygulanmıştır: eğitim verisi aynı üslupta, iki kaynaktan (kısmen Gemini API, kısmen doğrudan proje ekibi tarafından, çevrimiçi günlük istek kotası aşıldığında) üretilen dengeli sentetik örneklerden oluşmuştur. Bağımsız doğrulamada winvoker genel test setinde küçük bir gerileme (%94,3'ten %93,3'e, F1 0,964'ten 0,958'e) karşılığında, hedeflenen zayıf alt-türde belirgin bir düzelme ölçülmüştür. Bu ölçüm iki aşamada yapılmıştır: önce etiketsiz 150 demo gönderide model-öncesi/model-sonrası tahmin farkı incelenmiş (26 farklı tahmin, manuel okumayla ~22'si düzelme), ardından bu bulguyu doğrulamak için elle etiketlenmiş, hem eğitim verisiyle hem daha önceki karşılaştırma örnekleriyle örtüşmeyen ayrık bir 40 örneklik test seti hazırlanmıştır; bu ikinci ölçümde doğruluk %77,5'ten %92,5'e çıkmıştır (F1 0,816'dan 0,919'a). İlk hazırlanan 40 örneklik taslak, konu seçiminde önceki karşılaştırma dosyasıyla istemsizce örtüştüğü (ve bir örnekte neredeyse birebir tekrar ettiği) fark edilince tamamen atılıp yeniden yazılmıştır -- bu ihtiyat, doğrudan bir soruşturma sorusuna verilen yanıt üzerine devreye girmiştir. Bu bilinçli bir takas kararıdır: NSosyal içeriği winvoker'ın genel dağılımından çok bu hedef alt-türe yakın olduğundan, ikinci tur model etkin model olarak seçilmiştir; genel doğruluktaki küçük kaybın nedeni de dürüstçe raporlanmıştır. Spiral tespiti (olası doomscrolling örüntüsü, ikili sınıflandırma), senaryo-bazlı sentetik veriyle eğitilmiş bir lojistik regresyon modelidir (doğruluk 0,714, F1 0,748); altı açıklanabilir özellik (negatif dwell oranı, ortalama duygu, tıklama oranı vb.) kullanır ve öğrenilen katsayılar denetlenebilir durumdadır. Beş kategorili psikolojik izlenim sınıflandırıcısı (sakin/mutluluk/umut/sinirli/anksiyete), yukarıda anlatılan ölçekleme ile eğitilmiş bir SGDClassifier'dır (F1 makro 0,704). Aşırı öğrenmeyi (overfitting) önlemek için: tüm modellerde stratified train/test ayrımı ile fine-tuning ve bağımsız doğrulama için birbirinden tamamen ayrık veri bölümleri kullanılmıştır (yukarıdaki %10 etiket gürültüsü de aynı amaca, sınırların asla net olmadığını modellemeye, hizmet eder). Modelin gerçek performansını iddia etmek yerine sürekli ölçmek için, kullanıcıya ara sıra hafif bir onay sorusu ("şu an gerçekte nasıl hissediyorsun?") sorulur ve cevap modelin o anki tahminiyle karşılaştırılır; bu mekanizma psikolojideki Ecological Momentary Assessment (EMA) yönteminin bağımsız bir uygulamasıdır [1][2]; literatür bu tür tekrarlı öz-bildirim sorgularının kullanıcı yorgunluğuna (fatigue) yol açabileceğini de not eder [3], bu yüzden soru sıklığı bilinçli olarak düşük (her ~8 etkileşimde bir) tutulmuştur. Bu mekanizmanın kendisi de aynı doğrulama disiplinine tabi tutulmuştur: canlı testte, karşılaştırmanın yanlışlıkla anlık tahmin yerine oturumun ağırlıklı ortalamasıyla yapıldığı bir mantık hatası tespit edilip düzeltilmiştir; düzeltmeden önce bu hata, eşleşme oranını yapay biçimde neredeyse sıfıra çekiyordu. Bu, projenin yalnızca dış bileşenleri değil kendi doğrulama araçlarını da sorguladığının somut bir örneğidir.</w:t>
+        <w:t>Proje, vendor/ilk-varsayım iddialarını sorgulamadan kabul etmek yerine her bileşeni bağımsız olarak ölçme disiplinini benimser. Duygu modeli için: temel modelin kendi iddia ettiği doğruluk (%95,4) yerine, winvoker/turkish-sentiment-analysis-dataset üzerinden bağımsız 1000 örneklik bir test setiyle gerçek doğruluk ölçülmüş (%69,8, F1 0,778) ve alan kayması (domain shift) kaynaklı bu zayıflık, aynı veri setinin ayrık bir bölümüyle (veri sızıntısı önlenerek) ~15.000 örnekle yapılan hedefli bir ince ayarla düzeltilmiştir (%94,3 doğruluk, F1 0,964; bağımsız olarak yeniden ölçülmüştür). Bu ilk ince ayarlı model bile, kullanılabilirlik testlerinde ve kendi demo gönderilerimizde tekrarlayan bir zayıflık göstermiştir: kısa/resmi, dolaylı duygu ifadeli haber-bülteni tarzı metinlerde, özellikle net negatif haberleri (deprem, tutuklama, sel gibi) yanlışlıkla pozitif okuma eğilimi. Bunun üzerine hedefli bir ikinci tur ince ayar uygulanmıştır: eğitim verisi aynı üslupta, iki kaynaktan (kısmen Gemini API, kısmen doğrudan proje ekibi tarafından, çevrimiçi günlük istek kotası aşıldığında) üretilen dengeli sentetik örneklerden oluşmuştur. Bağımsız doğrulamada winvoker genel test setinde küçük bir gerileme (%94,3'ten %93,3'e, F1 0,964'ten 0,958'e) karşılığında, hedeflenen zayıf alt-türde belirgin bir düzelme ölçülmüştür. Bu ölçüm iki aşamada yapılmıştır: önce etiketsiz 150 demo gönderide model-öncesi/model-sonrası tahmin farkı incelenmiş (26 farklı tahmin, manuel okumayla ~22'si düzelme), ardından bu bulguyu doğrulamak için elle etiketlenmiş, hem eğitim verisiyle hem daha önceki karşılaştırma örnekleriyle örtüşmeyen ayrık bir 40 örneklik test seti hazırlanmıştır; bu ikinci ölçümde doğruluk %77,5'ten %92,5'e çıkmıştır (F1 0,816'dan 0,919'a). İlk hazırlanan 40 örneklik taslak, konu seçiminde önceki karşılaştırma dosyasıyla istemsizce örtüştüğü (ve bir örnekte neredeyse birebir tekrar ettiği) fark edilince tamamen atılıp yeniden yazılmıştır -- bu ihtiyat, doğrudan bir soruşturma sorusuna verilen yanıt üzerine devreye girmiştir. Bu bilinçli bir takas kararıdır: NSosyal içeriği winvoker'ın genel dağılımından çok bu hedef alt-türe yakın olduğundan, ikinci tur model etkin model olarak seçilmiştir; genel doğruluktaki küçük kaybın nedeni de dürüstçe raporlanmıştır. Spiral tespiti (olası doomscrolling örüntüsü, ikili sınıflandırma), senaryo-bazlı sentetik veriyle eğitilmiş bir lojistik regresyon modelidir (doğruluk 0,714, F1 0,748); altı açıklanabilir özellik (negatif dwell oranı, ortalama duygu, tıklama oranı vb.) kullanır ve öğrenilen katsayılar denetlenebilir durumdadır. Beş kategorili psikolojik izlenim sınıflandırıcısı (sakin/mutluluk/umut/sinirli/anksiyete), yukarıda anlatılan ölçekleme ile eğitilmiş bir SGDClassifier'dır (F1 makro 0,704). Aşırı öğrenmeyi (overfitting) önlemek için: tüm modellerde stratified train/test ayrımı ile fine-tuning ve bağımsız doğrulama için birbirinden tamamen ayrık veri bölümleri kullanılmıştır (yukarıdaki %10 etiket gürültüsü de aynı amaca, sınırların asla net olmadığını modellemeye, hizmet eder). Modelin gerçek performansını iddia etmek yerine sürekli ölçmek için, kullanıcıya ara sıra hafif bir onay sorusu ("şu an gerçekte nasıl hissediyorsun?") sorulur ve cevap modelin o anki tahminiyle karşılaştırılır; bu mekanizma psikolojideki Ecological Momentary Assessment (EMA) yönteminin bağımsız bir uygulamasıdır [1][2]; literatür bu tür tekrarlı öz-bildirim sorgularının kullanıcı yorgunluğuna (fatigue) yol açabileceğini de not eder [3], bu yüzden soru sıklığı bilinçli olarak düşük tutulmuştur. Bu mekanizmanın kendisi de aynı doğrulama disiplinine tabi tutulmuştur: canlı testte, karşılaştırmanın yanlışlıkla anlık tahmin yerine oturumun ağırlıklı ortalamasıyla yapıldığı bir mantık hatası tespit edilip düzeltilmiştir; düzeltmeden önce bu hata, eşleşme oranını yapay biçimde neredeyse sıfıra çekiyordu. Bu, projenin yalnızca dış bileşenleri değil kendi doğrulama araçlarını da sorguladığının somut bir örneğidir.</w:t>
+      </w:r>
+    </w:p>
+    <w:p>
+      <w:r>
+        <w:t>Prototipin ikinci sürümünde bilinçli bir mimari tercih yapılmıştır: eğitilmiş spiral ve psikolojik izlenim modellerinin katsayıları (ağırlık + kesişim + ölçekleyici parametreleri, toplam birkaç düzine sayı) tek seferlik dışa aktarılıp istemci tarafında saf JavaScript ile çalıştırılmaktadır -- bu bir yaklaşıklama değil, aynı eğitilmiş modelin birebir aynı matematiğidir (nokta çarpımı + sigmoid/softmax). Böylece ham davranışsal veri (hangi gönderiye ne kadar bakıldığı, tıklama/tepki geçmişi) hiçbir zaman cihazdan çıkmaz; sunucu yalnızca gönderi metnini BERT ile bir kez skorlar, kişiye özel öğrenme ve kendi kendini doğrulama döngüsü tamamen tarayıcıda (IndexedDB) tutulur. Bu, "veri minimizasyonu" ilkesinin somut bir uygulamasıdır ve Bölüm 5.1'deki toplumsal fayda iddiasını doğrudan güçlendirir.</w:t>
       </w:r>
     </w:p>
     <w:tbl>
@@ -825,7 +830,7 @@
                 <w:rFonts w:ascii="Arial" w:hAnsi="Arial"/>
                 <w:sz w:val="21"/>
               </w:rPr>
-              <w:t>Canlı test edildi, çalışır durumda</w:t>
+              <w:t>Cihaz-içi çalışır durumda; eşleşme oranı canlı hesaplanır</w:t>
             </w:r>
           </w:p>
         </w:tc>
@@ -840,7 +845,7 @@
                 <w:rFonts w:ascii="Arial" w:hAnsi="Arial"/>
                 <w:sz w:val="21"/>
               </w:rPr>
-              <w:t>Gerçek etkileşimde model tahmini ile kullanıcı onayı eşleşti</w:t>
+              <w:t>IndexedDB'deki onay geçmişi ile o anki model tahmini karşılaştırılır</w:t>
             </w:r>
           </w:p>
         </w:tc>
@@ -934,7 +939,7 @@
           <w:rFonts w:ascii="Arial" w:hAnsi="Arial"/>
           <w:sz w:val="24"/>
         </w:rPr>
-        <w:t>Yaklaşık her 8 etkileşimde bir, kısa ve geçilebilir bir onay sorusu görünür.</w:t>
+        <w:t>Ara sıra kısa ve geçilebilir bir onay sorusu görünür.</w:t>
       </w:r>
     </w:p>
     <w:p>
@@ -948,12 +953,12 @@
           <w:rFonts w:ascii="Arial" w:hAnsi="Arial"/>
           <w:sz w:val="24"/>
         </w:rPr>
-        <w:t>İstediği an "Haftalık Rapor" sayfasına geçip o oturumda gerçekten gözlemlenen örüntüleri, konu x psikolojik kategori ısı haritasını, model doğrulama istatistiklerini ve gerçek zamanlı üretilen yapay zekâ yorumunu görebilir; bu sayfada artık hiçbir sabit/örnek bölüm yoktur, tamamı canlı oturum verisinden üretilir.</w:t>
+        <w:t>İstediği an "İçgörüler" sayfasına geçip o oturumda gerçekten gözlemlenen örüntüleri, konu x psikolojik kategori ısı haritasını ve kendi kendini doğrulama döngüsünün canlı eşleşme oranını görebilir; bu sayfada hiçbir sabit/örnek bölüm yoktur, tamamı cihazdaki oturum verisinden üretilir.</w:t>
       </w:r>
     </w:p>
     <w:p>
       <w:r>
-        <w:t>Tasarım kararlarının gerekçesi şu şekildedir: arayüz, kullanıcıyı yeni bir paradigmayla karşılaştırmamak için NSosyal'in mevcut zaman akışı (timeline) mantığına bilinçli olarak sadık kalır; şeffaflık, akışın dışına taşan ayrı bir sayfa yerine her kartın içinde, isteğe bağlı açılan bir panel olarak sunulur, böylece istemeyen kullanıcı hiç rahatsız edilmez. Renk doygunluğu azaltma da aynı ilkeyle (kullanıcı isteğiyle açılıp kapatılabilir bir anahtarla) engelleyici değil, fark ettirici bir sinyal olacak şekilde tasarlanmıştır. Kullanılabilirlik testleri sırasında (gerçek kullanım denemeleriyle) birden fazla somut sorun tespit edilip düzeltilmiştir: aynı gönderiye art arda etkileşim (roket sonra kaydırıp uzaklaşma) önceden sinyali sessizce eziyordu, sinyal birleştirme mantığıyla giderildi; çok kısa/edilgen bir görünme (&lt;0,6sn) tam bir gözlem gibi sayılıp barları saptırıyordu, etkileşim-ağırlıklı ortalamayla düzeltildi; ilk sürümde sayfalama sığ kalıyordu, gerçek sonsuz-kaydırma (infinite scroll) ile 150 örnek gönderiye genişletildi; aşırı hızlı kaydırma sırasında her gönderi 0,3 saniyenin altında göründüğü için istemci tarafındaki bir gürültü filtresi bu etkileşimleri backend'e hiç iletmiyor, dolayısıyla "kaydırma hızı" özelliği (spiral tespitinin altı özelliğinden biri) en hızlı kaydırılan anlarda hiç güncellenemiyordu; filtre kaldırılıp bu sorumluluk zaten var olan sunucu-taraflı ağırlıklandırmaya bırakıldı. Ayrıca arayüz, gerçek NSosyal arayüzünün genel yapısı (sol gezinme menüsü, sağ bilgi paneli, gönderi kartı düzeni) görsel referans alınarak yeniden tasarlandı; NSosyal'in kullanım koşulları otomatik/programatik erişimi yasakladığından bu inceleme tamamen manuel/tek seferlik yapılmış, hiçbir otomatik veri erişimi kurulmamıştır. Erişilebilirlik açısından: tüm renk kodlu göstergeler (spiral seviyesi, kategori barları) aynı zamanda metinsel etiket taşır (yalnızca renge dayanmaz), ve şeffaflık paneli literatürdeki "az ama net" ilkesine uygun kısa/öz tutulmuştur; aşırı detaylı açıklamaların kullanıcı güvenini azaltabileceği ("algorithmic aversion") bulgusuyla uyumludur [9].</w:t>
+        <w:t>Tasarım kararlarının gerekçesi şu şekildedir: arayüz, kullanıcıyı yeni bir paradigmayla karşılaştırmamak için NSosyal'in mevcut zaman akışı (timeline) mantığına bilinçli olarak sadık kalır; şeffaflık, akışın dışına taşan ayrı bir sayfa yerine her kartın içinde, isteğe bağlı açılan bir panel olarak sunulur, böylece istemeyen kullanıcı hiç rahatsız edilmez. Renk doygunluğu azaltma da aynı ilkeyle (kullanıcı isteğiyle açılıp kapatılabilir bir anahtarla) engelleyici değil, fark ettirici bir sinyal olacak şekilde tasarlanmıştır. Kullanılabilirlik testleri sırasında (gerçek kullanım denemeleriyle) birden fazla somut sorun tespit edilip düzeltilmiştir: aynı gönderiye art arda etkileşim (roket sonra kaydırıp uzaklaşma) önceden sinyali sessizce eziyordu, sinyal birleştirme mantığıyla giderildi; çok kısa/edilgen bir görünme (&lt;0,6sn) tam bir gözlem gibi sayılıp barları saptırıyordu, etkileşim-ağırlıklı ortalamayla düzeltildi; ilk sürümde sayfalama sığ kalıyordu, gerçek sonsuz-kaydırma (infinite scroll) ile 250 örnek gönderiye genişletildi; aşırı hızlı kaydırma sırasında her gönderi 0,3 saniyenin altında göründüğü için istemci tarafındaki bir gürültü filtresi bu etkileşimleri backend'e hiç iletmiyor, dolayısıyla "kaydırma hızı" özelliği (spiral tespitinin altı özelliğinden biri) en hızlı kaydırılan anlarda hiç güncellenemiyordu; filtre kaldırılıp bu sorumluluk zaten var olan ağırlıklandırma mekanizmasına bırakıldı. Ayrı bir testte, içerik havuzu genişledikçe en yüksek ilgi alanına sahip 1-2 konunun (aralarındaki rastgele çeşitlilik gürültüsü onları ayırt edemediği için) sayfanın tamamını tek başına kaplayabildiği görülmüştür; puan farkına güvenmek yerine "aynı konudan sayfa başına en fazla N gönderi" kuralı eklenerek ilgiye göre öne çıkarma korunmuş, tekdüzelik giderilmiştir. Ayrıca arayüz, gerçek NSosyal arayüzünün genel yapısı (sol gezinme menüsü, sağ bilgi paneli, gönderi kartı düzeni) görsel referans alınarak yeniden tasarlandı; NSosyal'in kullanım koşulları otomatik/programatik erişimi yasakladığından bu inceleme tamamen manuel/tek seferlik yapılmış, hiçbir otomatik veri erişimi kurulmamıştır. Erişilebilirlik açısından: tüm renk kodlu göstergeler (spiral seviyesi, kategori barları) aynı zamanda metinsel etiket taşır (yalnızca renge dayanmaz), ve şeffaflık paneli literatürdeki "az ama net" ilkesine uygun kısa/öz tutulmuştur; aşırı detaylı açıklamaların kullanıcı güvenini azaltabileceği ("algorithmic aversion") bulgusuyla uyumludur [9].</w:t>
       </w:r>
     </w:p>
     <w:p>

--- a/NSosyal_Teknik_Rapor.docx
+++ b/NSosyal_Teknik_Rapor.docx
@@ -291,7 +291,7 @@
     </w:p>
     <w:p>
       <w:r>
-        <w:t>Sistemin teknik altyapısı, aşağıdaki uçtan uca veri akışıyla çalışır: kullanıcı arayüzdeki bir gönderiyle etkileşime girer; tarayıcı bu sinyali (durma süresi, tıklama, roket, yorum) bir REST API çağrısıyla backend'e iletir; backend gerekli modelleri (duygu, spiral, psikolojik izlenim) çalıştırıp güncellenmiş skorları ve bir doğal-dil açıklaması geri döner; arayüz bu yanıtla "tespit edilen durum" göstergesini, renk doygunluğunu ve şeffaflık panelini anlık olarak günceller. Bu akışı taşıyan başlıca uç noktalar:</w:t>
+        <w:t>Sistemin teknik altyapısı iki katmanlıdır. Sunucu tarafı, gönderi metnini BERT ile bir kez skorlayıp temel ilgi + refah sıralamasını döner (GET /api/gonderiler); davranışsal modellerin (spiral, psikolojik izlenim) katsayıları ise dışa aktarılıp tarayıcıda saf JavaScript ile çalıştırılır (bkz. Bölüm 3.2) -- ham etkileşim verisi hiçbir zaman cihazdan çıkmaz. Bu akışı taşıyan başlıca bileşenler:</w:t>
       </w:r>
     </w:p>
     <w:tbl>
@@ -318,7 +318,7 @@
                 <w:b/>
                 <w:sz w:val="21"/>
               </w:rPr>
-              <w:t>Uç nokta</w:t>
+              <w:t>Bileşen (sunucu/istemci)</w:t>
             </w:r>
           </w:p>
         </w:tc>
@@ -351,7 +351,7 @@
                 <w:rFonts w:ascii="Arial" w:hAnsi="Arial"/>
                 <w:sz w:val="21"/>
               </w:rPr>
-              <w:t>GET /api/gonderiler</w:t>
+              <w:t>GET /api/gonderiler (sunucu)</w:t>
             </w:r>
           </w:p>
         </w:tc>
@@ -366,7 +366,7 @@
                 <w:rFonts w:ascii="Arial" w:hAnsi="Arial"/>
                 <w:sz w:val="21"/>
               </w:rPr>
-              <w:t>İlgi + refah skoruna göre sıralanmış, sayfalanmış gönderi akışını döner</w:t>
+              <w:t>Gönderi metnini BERT ile skorlar, temel ilgi + refah sıralamasını döner</w:t>
             </w:r>
           </w:p>
         </w:tc>
@@ -383,7 +383,7 @@
                 <w:rFonts w:ascii="Arial" w:hAnsi="Arial"/>
                 <w:sz w:val="21"/>
               </w:rPr>
-              <w:t>POST /api/etkilesim</w:t>
+              <w:t>recordInteraction() (istemci, IndexedDB)</w:t>
             </w:r>
           </w:p>
         </w:tc>
@@ -398,7 +398,7 @@
                 <w:rFonts w:ascii="Arial" w:hAnsi="Arial"/>
                 <w:sz w:val="21"/>
               </w:rPr>
-              <w:t>Bir etkileşimi işler; spiral seviyesini ve psikolojik izlenimi günceller</w:t>
+              <w:t>Etkileşimi cihazda kaydeder; JS'e taşınan eğitilmiş modellerle spiral/psikolojik tahmini hesaplar</w:t>
             </w:r>
           </w:p>
         </w:tc>
@@ -415,7 +415,7 @@
                 <w:rFonts w:ascii="Arial" w:hAnsi="Arial"/>
                 <w:sz w:val="21"/>
               </w:rPr>
-              <w:t>POST /api/dogrulama</w:t>
+              <w:t>recordCheckin() (istemci)</w:t>
             </w:r>
           </w:p>
         </w:tc>
@@ -430,7 +430,7 @@
                 <w:rFonts w:ascii="Arial" w:hAnsi="Arial"/>
                 <w:sz w:val="21"/>
               </w:rPr>
-              <w:t>Kullanıcının onay cevabını modelin o anki tahminiyle karşılaştırır</w:t>
+              <w:t>Onay cevabını modelin o anki tahminiyle karşılaştırır, eşleşme oranını biriktirir</w:t>
             </w:r>
           </w:p>
         </w:tc>
@@ -447,7 +447,7 @@
                 <w:rFonts w:ascii="Arial" w:hAnsi="Arial"/>
                 <w:sz w:val="21"/>
               </w:rPr>
-              <w:t>GET /api/psikolojik-ozet</w:t>
+              <w:t>renderHeatmap() / renderDogrulama() (istemci)</w:t>
             </w:r>
           </w:p>
         </w:tc>
@@ -462,7 +462,7 @@
                 <w:rFonts w:ascii="Arial" w:hAnsi="Arial"/>
                 <w:sz w:val="21"/>
               </w:rPr>
-              <w:t>Oturumda gerçekten gözlemlenen kategori dağılımını döner</w:t>
+              <w:t>Cihazdaki geçmişten konu x kategori ısı haritasını ve doğrulama istatistiklerini üretir</w:t>
             </w:r>
           </w:p>
         </w:tc>
@@ -479,7 +479,7 @@
                 <w:rFonts w:ascii="Arial" w:hAnsi="Arial"/>
                 <w:sz w:val="21"/>
               </w:rPr>
-              <w:t>GET /api/haftalik-rapor</w:t>
+              <w:t>terapistOzetiOlustur() (istemci)</w:t>
             </w:r>
           </w:p>
         </w:tc>
@@ -494,7 +494,7 @@
                 <w:rFonts w:ascii="Arial" w:hAnsi="Arial"/>
                 <w:sz w:val="21"/>
               </w:rPr>
-              <w:t>Oturum verisinden LLM ile gerçek zamanlı öz-farkındalık raporu üretir</w:t>
+              <w:t>Aynı veriden, LLM'siz/yorumsuz bir uzman-veri özeti üretir; kopyalanabilir</w:t>
             </w:r>
           </w:p>
         </w:tc>
@@ -511,7 +511,7 @@
                 <w:rFonts w:ascii="Arial" w:hAnsi="Arial"/>
                 <w:sz w:val="21"/>
               </w:rPr>
-              <w:t>GET /api/terapist-raporu</w:t>
+              <w:t>GET /api/haftalik-rapor, /api/terapist-raporu (sunucu, opsiyonel)</w:t>
             </w:r>
           </w:p>
         </w:tc>
@@ -526,39 +526,7 @@
                 <w:rFonts w:ascii="Arial" w:hAnsi="Arial"/>
                 <w:sz w:val="21"/>
               </w:rPr>
-              <w:t>Aynı veriden, yorumsuz/ham bir uzman-veri özeti üretir</w:t>
-            </w:r>
-          </w:p>
-        </w:tc>
-      </w:tr>
-      <w:tr>
-        <w:tc>
-          <w:tcPr>
-            <w:tcW w:type="dxa" w:w="4703"/>
-          </w:tcPr>
-          <w:p>
-            <w:r/>
-            <w:r>
-              <w:rPr>
-                <w:rFonts w:ascii="Arial" w:hAnsi="Arial"/>
-                <w:sz w:val="21"/>
-              </w:rPr>
-              <w:t>POST /api/kisisel-mod</w:t>
-            </w:r>
-          </w:p>
-        </w:tc>
-        <w:tc>
-          <w:tcPr>
-            <w:tcW w:type="dxa" w:w="4703"/>
-          </w:tcPr>
-          <w:p>
-            <w:r/>
-            <w:r>
-              <w:rPr>
-                <w:rFonts w:ascii="Arial" w:hAnsi="Arial"/>
-                <w:sz w:val="21"/>
-              </w:rPr>
-              <w:t>Geçmişi Varsayılan/Kişiselleştirilmiş modelle yeniden skorlar</w:t>
+              <w:t>LLM tabanlı doğal-dil özet; şu an arayüze bağlı değil, isteğe bağlı bir sonraki adım için hazır</w:t>
             </w:r>
           </w:p>
         </w:tc>
@@ -954,6 +922,20 @@
           <w:sz w:val="24"/>
         </w:rPr>
         <w:t>İstediği an "İçgörüler" sayfasına geçip o oturumda gerçekten gözlemlenen örüntüleri, konu x psikolojik kategori ısı haritasını ve kendi kendini doğrulama döngüsünün canlı eşleşme oranını görebilir; bu sayfada hiçbir sabit/örnek bölüm yoktur, tamamı cihazdaki oturum verisinden üretilir.</w:t>
+      </w:r>
+    </w:p>
+    <w:p>
+      <w:pPr>
+        <w:pStyle w:val="ListBullet"/>
+        <w:spacing w:line="276" w:lineRule="auto"/>
+        <w:jc w:val="both"/>
+      </w:pPr>
+      <w:r>
+        <w:rPr>
+          <w:rFonts w:ascii="Arial" w:hAnsi="Arial"/>
+          <w:sz w:val="24"/>
+        </w:rPr>
+        <w:t>İsterse aynı sayfada, bir uzmana götürülebilecek yorumsuz bir veri özetini (kayıt aralığı, konu dağılımı, olası kategori dağılımı, doğrulama eşleşme oranı, sınırlılıklar) tek tıkla oluşturup panoya kopyalayabilir; bu özet de LLM çağrısı içermez, tamamen cihazdaki veriden hesaplanır.</w:t>
       </w:r>
     </w:p>
     <w:p>
